--- a/docs/advisory-board-pack/5 - Conflict of Interest Declaration Form.docx
+++ b/docs/advisory-board-pack/5 - Conflict of Interest Declaration Form.docx
@@ -37,7 +37,7 @@
           <w:color w:val="CCCCCC"/>
           <w:sz w:val="16"/>
         </w:rPr>
-        <w:t>────────────────────────────────────────────────────────────────────────</w:t>
+        <w:t>------------------------------------------------------------------------</w:t>
       </w:r>
     </w:p>
     <w:p>
@@ -123,7 +123,7 @@
     </w:p>
     <w:p>
       <w:r>
-        <w:t>Please declare any interests that could (or could appear to) influence your advisory role with Joint Journey. If in doubt, declare it — it is always better to over-declare than under-declare.</w:t>
+        <w:t>Please declare any interests that could (or could appear to) influence your advisory role with Joint Journey. If in doubt, declare it - it is always better to over-declare than under-declare.</w:t>
       </w:r>
     </w:p>
     <w:tbl>
@@ -304,7 +304,7 @@
         <w:rPr>
           <w:b/>
         </w:rPr>
-        <w:t xml:space="preserve">Nil to declare — </w:t>
+        <w:t xml:space="preserve">Nil to declare - </w:t>
       </w:r>
       <w:r>
         <w:t>I confirm that I have no interests to declare at this time. I understand my obligation to update this declaration if my circumstances change.</w:t>
@@ -313,7 +313,7 @@
     <w:p/>
     <w:p>
       <w:r>
-        <w:t>──────────────────────────────────────────────────</w:t>
+        <w:t>--------------------------------------------------</w:t>
       </w:r>
     </w:p>
     <w:p/>
